--- a/products-storage/08-pto-bez-zamechaniy/34-sluzhebnaya-zapiska.docx
+++ b/products-storage/08-pto-bez-zamechaniy/34-sluzhebnaya-zapiska.docx
@@ -280,7 +280,7 @@
         <w:color w:val="787878"/>
         <w:sz w:val="16"/>
       </w:rPr>
-      <w:t>Служебная записка о готовности и рисках  •  версия 21.07.2026  •  marzhavbetone.ru</w:t>
+      <w:t/>
     </w:r>
   </w:p>
 </w:ftr>
@@ -298,7 +298,7 @@
         <w:color w:val="646464"/>
         <w:sz w:val="16"/>
       </w:rPr>
-      <w:t>МАРЖА В БЕТОНЕ  /  РАБОЧИЙ ШАБЛОН</w:t>
+      <w:t/>
     </w:r>
   </w:p>
 </w:hdr>

--- a/products-storage/08-pto-bez-zamechaniy/34-sluzhebnaya-zapiska.docx
+++ b/products-storage/08-pto-bez-zamechaniy/34-sluzhebnaya-zapiska.docx
@@ -3,263 +3,349 @@
 <w:document xmlns:wpc="http://schemas.microsoft.com/office/word/2010/wordprocessingCanvas" xmlns:mo="http://schemas.microsoft.com/office/mac/office/2008/main" xmlns:mc="http://schemas.openxmlformats.org/markup-compatibility/2006" xmlns:mv="urn:schemas-microsoft-com:mac:vml" xmlns:o="urn:schemas-microsoft-com:office:office" xmlns:r="http://schemas.openxmlformats.org/officeDocument/2006/relationships" xmlns:m="http://schemas.openxmlformats.org/officeDocument/2006/math" xmlns:v="urn:schemas-microsoft-com:vml" xmlns:wp14="http://schemas.microsoft.com/office/word/2010/wordprocessingDrawing" xmlns:wp="http://schemas.openxmlformats.org/drawingml/2006/wordprocessingDrawing" xmlns:w10="urn:schemas-microsoft-com:office:word" xmlns:w="http://schemas.openxmlformats.org/wordprocessingml/2006/main" xmlns:w14="http://schemas.microsoft.com/office/word/2010/wordml" xmlns:wpg="http://schemas.microsoft.com/office/word/2010/wordprocessingGroup" xmlns:wpi="http://schemas.microsoft.com/office/word/2010/wordprocessingInk" xmlns:wne="http://schemas.microsoft.com/office/word/2006/wordml" xmlns:wps="http://schemas.microsoft.com/office/word/2010/wordprocessingShape" mc:Ignorable="w14 wp14">
   <w:body>
     <w:p>
-      <w:pPr>
-        <w:pStyle w:val="Title"/>
-      </w:pPr>
       <w:r>
         <w:rPr>
+          <w:rFonts w:ascii="Arial" w:hAnsi="Arial"/>
           <w:b/>
+          <w:color w:val="AE8031"/>
+          <w:sz w:val="32"/>
         </w:rPr>
-        <w:t>Служебная записка о готовности и рисках</w:t>
+        <w:t>СЛУЖЕБНАЯ ЗАПИСКА О ГОТОВНОСТИ ИД</w:t>
       </w:r>
     </w:p>
     <w:p>
       <w:r>
         <w:rPr>
-          <w:i/>
-          <w:color w:val="E85D22"/>
+          <w:rFonts w:ascii="Arial" w:hAnsi="Arial"/>
         </w:rPr>
-        <w:t>Заполните поля в квадратных скобках и удалите подсказки перед отправкой.</w:t>
+        <w:t>Кому {{РУКОВОДИТЕЛЬ}}  От {{ОТВЕТСТВЕННЫЙ ПТО}}  Дата {{...}}  Объект {{...}}</w:t>
       </w:r>
     </w:p>
     <w:p>
-      <w:pPr>
-        <w:pStyle w:val="Heading1"/>
-      </w:pPr>
       <w:r>
-        <w:t>Статус</w:t>
-      </w:r>
-    </w:p>
-    <w:p>
-      <w:pPr>
-        <w:pStyle w:val="ListBullet"/>
-      </w:pPr>
-      <w:r>
-        <w:t>Готовность комплекта: [___]%</w:t>
-      </w:r>
-    </w:p>
-    <w:p>
-      <w:pPr>
-        <w:pStyle w:val="ListBullet"/>
-      </w:pPr>
-      <w:r>
-        <w:t>Сумма к закрытию: [___]</w:t>
-      </w:r>
-    </w:p>
-    <w:p>
-      <w:pPr>
-        <w:pStyle w:val="ListBullet"/>
-      </w:pPr>
-      <w:r>
-        <w:t>Критическая дата: [___]</w:t>
-      </w:r>
-    </w:p>
-    <w:p>
-      <w:pPr>
-        <w:pStyle w:val="Heading1"/>
-      </w:pPr>
-      <w:r>
-        <w:t>Блокеры</w:t>
-      </w:r>
-    </w:p>
-    <w:p>
-      <w:pPr>
-        <w:pStyle w:val="ListBullet"/>
-      </w:pPr>
-      <w:r>
-        <w:t>Отсутствующие документы/подписи: [___]</w:t>
-      </w:r>
-    </w:p>
-    <w:p>
-      <w:pPr>
-        <w:pStyle w:val="ListBullet"/>
-      </w:pPr>
-      <w:r>
-        <w:t>Ответственные и сроки: [___]</w:t>
-      </w:r>
-    </w:p>
-    <w:p>
-      <w:pPr>
-        <w:pStyle w:val="Heading1"/>
-      </w:pPr>
-      <w:r>
-        <w:t>Решение</w:t>
-      </w:r>
-    </w:p>
-    <w:p>
-      <w:pPr>
-        <w:pStyle w:val="ListBullet"/>
-      </w:pPr>
-      <w:r>
-        <w:t>Необходимая эскалация: [___]</w:t>
-      </w:r>
-    </w:p>
-    <w:p>
-      <w:pPr>
-        <w:pStyle w:val="Heading1"/>
-      </w:pPr>
-      <w:r>
-        <w:t>Контроль перед использованием</w:t>
+        <w:rPr>
+          <w:rFonts w:ascii="Arial" w:hAnsi="Arial"/>
+        </w:rPr>
+        <w:t>По договору № {{...}} к передаче за период {{...}} подготовлено {{...}} из {{...}} позиций по реестру ИД № {{...}}.</w:t>
       </w:r>
     </w:p>
     <w:tbl>
       <w:tblPr>
+        <w:tblStyle w:val="TableGrid"/>
         <w:tblW w:type="auto" w:w="0"/>
-        <w:jc w:val="center"/>
-        <w:tblLayout w:type="fixed"/>
         <w:tblLook w:firstColumn="1" w:firstRow="1" w:lastColumn="0" w:lastRow="0" w:noHBand="0" w:noVBand="1" w:val="04A0"/>
       </w:tblPr>
       <w:tblGrid>
-        <w:gridCol w:w="1800"/>
-        <w:gridCol w:w="7560"/>
+        <w:gridCol w:w="2409"/>
+        <w:gridCol w:w="2409"/>
+        <w:gridCol w:w="2409"/>
+        <w:gridCol w:w="2409"/>
       </w:tblGrid>
       <w:tr>
+        <w:trPr>
+          <w:cantSplit/>
+        </w:trPr>
         <w:tc>
           <w:tcPr>
-            <w:tcW w:type="dxa" w:w="4680"/>
-            <w:shd w:fill="E9E5DC"/>
-            <w:vAlign w:val="center"/>
+            <w:tcW w:type="dxa" w:w="2409"/>
           </w:tcPr>
           <w:p>
+            <w:pPr>
+              <w:spacing w:after="40"/>
+            </w:pPr>
             <w:r>
-              <w:t>Статус</w:t>
+              <w:rPr>
+                <w:rFonts w:ascii="Arial" w:hAnsi="Arial"/>
+                <w:sz w:val="17"/>
+              </w:rPr>
+              <w:t>Позиция / документ</w:t>
             </w:r>
           </w:p>
         </w:tc>
         <w:tc>
           <w:tcPr>
-            <w:tcW w:type="dxa" w:w="4680"/>
-            <w:shd w:fill="E9E5DC"/>
-            <w:vAlign w:val="center"/>
+            <w:tcW w:type="dxa" w:w="2409"/>
           </w:tcPr>
           <w:p>
+            <w:pPr>
+              <w:spacing w:after="40"/>
+            </w:pPr>
             <w:r>
-              <w:t>Проверка</w:t>
+              <w:rPr>
+                <w:rFonts w:ascii="Arial" w:hAnsi="Arial"/>
+                <w:sz w:val="17"/>
+              </w:rPr>
+              <w:t>Текущий статус</w:t>
+            </w:r>
+          </w:p>
+        </w:tc>
+        <w:tc>
+          <w:tcPr>
+            <w:tcW w:type="dxa" w:w="2409"/>
+          </w:tcPr>
+          <w:p>
+            <w:pPr>
+              <w:spacing w:after="40"/>
+            </w:pPr>
+            <w:r>
+              <w:rPr>
+                <w:rFonts w:ascii="Arial" w:hAnsi="Arial"/>
+                <w:sz w:val="17"/>
+              </w:rPr>
+              <w:t>Ответственный</w:t>
+            </w:r>
+          </w:p>
+        </w:tc>
+        <w:tc>
+          <w:tcPr>
+            <w:tcW w:type="dxa" w:w="2409"/>
+          </w:tcPr>
+          <w:p>
+            <w:pPr>
+              <w:spacing w:after="40"/>
+            </w:pPr>
+            <w:r>
+              <w:rPr>
+                <w:rFonts w:ascii="Arial" w:hAnsi="Arial"/>
+                <w:sz w:val="17"/>
+              </w:rPr>
+              <w:t>Дата завершения</w:t>
             </w:r>
           </w:p>
         </w:tc>
       </w:tr>
       <w:tr>
+        <w:trPr>
+          <w:cantSplit/>
+        </w:trPr>
         <w:tc>
           <w:tcPr>
-            <w:tcW w:type="dxa" w:w="1800"/>
+            <w:tcW w:type="dxa" w:w="2409"/>
           </w:tcPr>
           <w:p>
+            <w:pPr>
+              <w:spacing w:after="40"/>
+            </w:pPr>
             <w:r>
-              <w:t>☐</w:t>
+              <w:rPr>
+                <w:rFonts w:ascii="Arial" w:hAnsi="Arial"/>
+                <w:sz w:val="17"/>
+              </w:rPr>
+              <w:t>{{...}}</w:t>
             </w:r>
           </w:p>
         </w:tc>
         <w:tc>
           <w:tcPr>
-            <w:tcW w:type="dxa" w:w="7560"/>
+            <w:tcW w:type="dxa" w:w="2409"/>
           </w:tcPr>
           <w:p>
+            <w:pPr>
+              <w:spacing w:after="40"/>
+            </w:pPr>
             <w:r>
-              <w:t>Сверено с договором и приложениями</w:t>
+              <w:rPr>
+                <w:rFonts w:ascii="Arial" w:hAnsi="Arial"/>
+                <w:sz w:val="17"/>
+              </w:rPr>
+              <w:t>{{ГОТОВО / ОЖИДАЕТСЯ}}</w:t>
+            </w:r>
+          </w:p>
+        </w:tc>
+        <w:tc>
+          <w:tcPr>
+            <w:tcW w:type="dxa" w:w="2409"/>
+          </w:tcPr>
+          <w:p>
+            <w:pPr>
+              <w:spacing w:after="40"/>
+            </w:pPr>
+            <w:r>
+              <w:rPr>
+                <w:rFonts w:ascii="Arial" w:hAnsi="Arial"/>
+                <w:sz w:val="17"/>
+              </w:rPr>
+              <w:t>{{...}}</w:t>
+            </w:r>
+          </w:p>
+        </w:tc>
+        <w:tc>
+          <w:tcPr>
+            <w:tcW w:type="dxa" w:w="2409"/>
+          </w:tcPr>
+          <w:p>
+            <w:pPr>
+              <w:spacing w:after="40"/>
+            </w:pPr>
+            <w:r>
+              <w:rPr>
+                <w:rFonts w:ascii="Arial" w:hAnsi="Arial"/>
+                <w:sz w:val="17"/>
+              </w:rPr>
+              <w:t>{{...}}</w:t>
             </w:r>
           </w:p>
         </w:tc>
       </w:tr>
       <w:tr>
+        <w:trPr>
+          <w:cantSplit/>
+        </w:trPr>
         <w:tc>
           <w:tcPr>
-            <w:tcW w:type="dxa" w:w="1800"/>
+            <w:tcW w:type="dxa" w:w="2409"/>
           </w:tcPr>
           <w:p>
+            <w:pPr>
+              <w:spacing w:after="40"/>
+            </w:pPr>
             <w:r>
-              <w:t>☐</w:t>
+              <w:rPr>
+                <w:rFonts w:ascii="Arial" w:hAnsi="Arial"/>
+                <w:sz w:val="17"/>
+              </w:rPr>
+              <w:t>{{...}}</w:t>
             </w:r>
           </w:p>
         </w:tc>
         <w:tc>
           <w:tcPr>
-            <w:tcW w:type="dxa" w:w="7560"/>
+            <w:tcW w:type="dxa" w:w="2409"/>
           </w:tcPr>
           <w:p>
+            <w:pPr>
+              <w:spacing w:after="40"/>
+            </w:pPr>
             <w:r>
-              <w:t>Проверены полномочия подписанта и адресат</w:t>
-            </w:r>
-          </w:p>
-        </w:tc>
-      </w:tr>
-      <w:tr>
-        <w:tc>
-          <w:tcPr>
-            <w:tcW w:type="dxa" w:w="1800"/>
-          </w:tcPr>
-          <w:p>
-            <w:r>
-              <w:t>☐</w:t>
+              <w:rPr>
+                <w:rFonts w:ascii="Arial" w:hAnsi="Arial"/>
+                <w:sz w:val="17"/>
+              </w:rPr>
+              <w:t>{{ГОТОВО / ОЖИДАЕТСЯ}}</w:t>
             </w:r>
           </w:p>
         </w:tc>
         <w:tc>
           <w:tcPr>
-            <w:tcW w:type="dxa" w:w="7560"/>
+            <w:tcW w:type="dxa" w:w="2409"/>
           </w:tcPr>
           <w:p>
+            <w:pPr>
+              <w:spacing w:after="40"/>
+            </w:pPr>
             <w:r>
-              <w:t>Приложения названы и приложены</w:t>
-            </w:r>
-          </w:p>
-        </w:tc>
-      </w:tr>
-      <w:tr>
-        <w:tc>
-          <w:tcPr>
-            <w:tcW w:type="dxa" w:w="1800"/>
-          </w:tcPr>
-          <w:p>
-            <w:r>
-              <w:t>☐</w:t>
+              <w:rPr>
+                <w:rFonts w:ascii="Arial" w:hAnsi="Arial"/>
+                <w:sz w:val="17"/>
+              </w:rPr>
+              <w:t>{{...}}</w:t>
             </w:r>
           </w:p>
         </w:tc>
         <w:tc>
           <w:tcPr>
-            <w:tcW w:type="dxa" w:w="7560"/>
+            <w:tcW w:type="dxa" w:w="2409"/>
           </w:tcPr>
           <w:p>
+            <w:pPr>
+              <w:spacing w:after="40"/>
+            </w:pPr>
             <w:r>
-              <w:t>Зафиксирован доказуемый канал отправки</w:t>
+              <w:rPr>
+                <w:rFonts w:ascii="Arial" w:hAnsi="Arial"/>
+                <w:sz w:val="17"/>
+              </w:rPr>
+              <w:t>{{...}}</w:t>
             </w:r>
           </w:p>
         </w:tc>
       </w:tr>
+    </w:tbl>
+    <w:p/>
+    <w:p>
+      <w:r>
+        <w:rPr>
+          <w:rFonts w:ascii="Arial" w:hAnsi="Arial"/>
+        </w:rPr>
+        <w:t>Стоимость работ, приёмка которых зависит от представления комплекта ИД: {{...}} руб. Контрольная дата передачи {{...}}; договорный срок рассмотрения {{...}}.</w:t>
+      </w:r>
+    </w:p>
+    <w:p>
+      <w:r>
+        <w:rPr>
+          <w:rFonts w:ascii="Arial" w:hAnsi="Arial"/>
+        </w:rPr>
+        <w:t>Решение руководителя: {{ВЫДЕЛИТЬ РЕСУРС / ЗАПРОСИТЬ ДОКУМЕНТ / НАПРАВИТЬ КОМПЛЕКТ}} до {{...}}.</w:t>
+      </w:r>
+    </w:p>
+    <w:p>
+      <w:pPr>
+        <w:spacing w:after="60"/>
+      </w:pPr>
+    </w:p>
+    <w:tbl>
+      <w:tblPr>
+        <w:tblStyle w:val="TableGrid"/>
+        <w:tblW w:type="auto" w:w="0"/>
+        <w:tblLook w:firstColumn="1" w:firstRow="1" w:lastColumn="0" w:lastRow="0" w:noHBand="0" w:noVBand="1" w:val="04A0"/>
+      </w:tblPr>
+      <w:tblGrid>
+        <w:gridCol w:w="4819"/>
+        <w:gridCol w:w="4819"/>
+      </w:tblGrid>
       <w:tr>
+        <w:trPr>
+          <w:cantSplit/>
+        </w:trPr>
         <w:tc>
           <w:tcPr>
-            <w:tcW w:type="dxa" w:w="1800"/>
+            <w:tcW w:type="dxa" w:w="4819"/>
           </w:tcPr>
           <w:p>
+            <w:pPr>
+              <w:spacing w:after="60"/>
+            </w:pPr>
             <w:r>
-              <w:t>☐</w:t>
+              <w:rPr>
+                <w:rFonts w:ascii="Arial" w:hAnsi="Arial"/>
+                <w:sz w:val="19"/>
+              </w:rPr>
+              <w:t>Подготовил</w:t>
+              <w:br/>
+              <w:t>Должность {{...}}    ФИО {{ФИО}}</w:t>
+              <w:br/>
+              <w:t>Подпись ____________    Дата ____________</w:t>
             </w:r>
           </w:p>
         </w:tc>
         <w:tc>
           <w:tcPr>
-            <w:tcW w:type="dxa" w:w="7560"/>
+            <w:tcW w:type="dxa" w:w="4819"/>
           </w:tcPr>
           <w:p>
+            <w:pPr>
+              <w:spacing w:after="60"/>
+            </w:pPr>
             <w:r>
-              <w:t>Юридически значимые формулировки проверены специалистом под объект</w:t>
+              <w:rPr>
+                <w:rFonts w:ascii="Arial" w:hAnsi="Arial"/>
+                <w:sz w:val="19"/>
+              </w:rPr>
+              <w:t>Решение принял</w:t>
+              <w:br/>
+              <w:t>Должность {{...}}    ФИО {{ФИО}}</w:t>
+              <w:br/>
+              <w:t>Подпись ____________    Дата ____________</w:t>
             </w:r>
           </w:p>
         </w:tc>
       </w:tr>
     </w:tbl>
-    <w:p>
-      <w:r>
-        <w:t>Важно: шаблон не заменяет анализ договора, проектной документации и обстоятельств конкретного объекта.</w:t>
-      </w:r>
-    </w:p>
     <w:sectPr>
-      <w:headerReference w:type="default" r:id="rId9"/>
-      <w:footerReference w:type="default" r:id="rId10"/>
-      <w:pgSz w:w="12240" w:h="15840"/>
-      <w:pgMar w:top="1440" w:right="1440" w:bottom="1440" w:left="1440" w:header="708" w:footer="708" w:gutter="0"/>
+      <w:footerReference w:type="default" r:id="rId9"/>
+      <w:headerReference w:type="default" r:id="rId10"/>
+      <w:pgSz w:w="11906" w:h="16838"/>
+      <w:pgMar w:top="1020" w:right="1134" w:bottom="964" w:left="1134" w:header="720" w:footer="720" w:gutter="0"/>
       <w:cols w:space="720"/>
       <w:docGrid w:linePitch="360"/>
     </w:sectPr>
@@ -272,15 +358,14 @@
   <w:p>
     <w:pPr>
       <w:pStyle w:val="Footer"/>
-      <w:jc w:val="center"/>
     </w:pPr>
     <w:r>
       <w:rPr>
         <w:rFonts w:ascii="Arial" w:hAnsi="Arial"/>
-        <w:color w:val="787878"/>
-        <w:sz w:val="16"/>
-      </w:rPr>
-      <w:t/>
+        <w:color w:val="AE8031"/>
+        <w:sz w:val="15"/>
+      </w:rPr>
+      <w:t>НА СТОРОНЕ ПОДРЯДЧИКА  /  P4</w:t>
     </w:r>
   </w:p>
 </w:ftr>
@@ -292,14 +377,6 @@
     <w:pPr>
       <w:pStyle w:val="Header"/>
     </w:pPr>
-    <w:r>
-      <w:rPr>
-        <w:rFonts w:ascii="Arial" w:hAnsi="Arial"/>
-        <w:color w:val="646464"/>
-        <w:sz w:val="16"/>
-      </w:rPr>
-      <w:t/>
-    </w:r>
   </w:p>
 </w:hdr>
 </file>
@@ -668,11 +745,12 @@
     <w:qFormat/>
     <w:rsid w:val="00FC693F"/>
     <w:pPr>
-      <w:spacing w:after="120" w:line="300" w:lineRule="auto"/>
+      <w:spacing w:after="120" w:line="269" w:lineRule="auto"/>
     </w:pPr>
     <w:rPr>
       <w:rFonts w:ascii="Arial" w:hAnsi="Arial"/>
-      <w:sz w:val="22"/>
+      <w:color w:val="2B3239"/>
+      <w:sz w:val="20"/>
     </w:rPr>
   </w:style>
   <w:style w:type="paragraph" w:styleId="Header">
@@ -689,6 +767,9 @@
       </w:tabs>
       <w:spacing w:after="0" w:line="240" w:lineRule="auto"/>
     </w:pPr>
+    <w:rPr>
+      <w:rFonts w:ascii="Arial" w:hAnsi="Arial"/>
+    </w:rPr>
   </w:style>
   <w:style w:type="character" w:customStyle="1" w:styleId="HeaderChar">
     <w:name w:val="Header Char"/>
@@ -696,6 +777,9 @@
     <w:link w:val="Header"/>
     <w:uiPriority w:val="99"/>
     <w:rsid w:val="00E618BF"/>
+    <w:rPr>
+      <w:rFonts w:ascii="Arial" w:hAnsi="Arial"/>
+    </w:rPr>
   </w:style>
   <w:style w:type="paragraph" w:styleId="Footer">
     <w:name w:val="footer"/>
@@ -711,6 +795,9 @@
       </w:tabs>
       <w:spacing w:after="0" w:line="240" w:lineRule="auto"/>
     </w:pPr>
+    <w:rPr>
+      <w:rFonts w:ascii="Arial" w:hAnsi="Arial"/>
+    </w:rPr>
   </w:style>
   <w:style w:type="character" w:customStyle="1" w:styleId="FooterChar">
     <w:name w:val="Footer Char"/>
@@ -718,6 +805,9 @@
     <w:link w:val="Footer"/>
     <w:uiPriority w:val="99"/>
     <w:rsid w:val="00E618BF"/>
+    <w:rPr>
+      <w:rFonts w:ascii="Arial" w:hAnsi="Arial"/>
+    </w:rPr>
   </w:style>
   <w:style w:type="paragraph" w:styleId="Heading1">
     <w:name w:val="heading 1"/>
@@ -730,15 +820,15 @@
     <w:pPr>
       <w:keepNext/>
       <w:keepLines/>
-      <w:spacing w:before="360" w:after="200"/>
+      <w:spacing w:before="480" w:after="0"/>
       <w:outlineLvl w:val="0"/>
     </w:pPr>
     <w:rPr>
       <w:rFonts w:asciiTheme="majorHAnsi" w:eastAsiaTheme="majorEastAsia" w:hAnsiTheme="majorHAnsi" w:cstheme="majorBidi" w:ascii="Arial" w:hAnsi="Arial"/>
       <w:b/>
       <w:bCs/>
-      <w:color w:val="2E74B5"/>
-      <w:sz w:val="32"/>
+      <w:color w:val="365F91" w:themeColor="accent1" w:themeShade="BF"/>
+      <w:sz w:val="28"/>
       <w:szCs w:val="28"/>
     </w:rPr>
   </w:style>
@@ -754,14 +844,14 @@
     <w:pPr>
       <w:keepNext/>
       <w:keepLines/>
-      <w:spacing w:before="280" w:after="140"/>
+      <w:spacing w:before="200" w:after="0"/>
       <w:outlineLvl w:val="1"/>
     </w:pPr>
     <w:rPr>
       <w:rFonts w:asciiTheme="majorHAnsi" w:eastAsiaTheme="majorEastAsia" w:hAnsiTheme="majorHAnsi" w:cstheme="majorBidi" w:ascii="Arial" w:hAnsi="Arial"/>
       <w:b/>
       <w:bCs/>
-      <w:color w:val="2E74B5"/>
+      <w:color w:val="4F81BD" w:themeColor="accent1"/>
       <w:sz w:val="26"/>
       <w:szCs w:val="26"/>
     </w:rPr>
@@ -782,7 +872,7 @@
       <w:outlineLvl w:val="2"/>
     </w:pPr>
     <w:rPr>
-      <w:rFonts w:asciiTheme="majorHAnsi" w:eastAsiaTheme="majorEastAsia" w:hAnsiTheme="majorHAnsi" w:cstheme="majorBidi"/>
+      <w:rFonts w:asciiTheme="majorHAnsi" w:eastAsiaTheme="majorEastAsia" w:hAnsiTheme="majorHAnsi" w:cstheme="majorBidi" w:ascii="Arial" w:hAnsi="Arial"/>
       <w:b/>
       <w:bCs/>
       <w:color w:val="4F81BD" w:themeColor="accent1"/>
@@ -805,7 +895,7 @@
       <w:outlineLvl w:val="3"/>
     </w:pPr>
     <w:rPr>
-      <w:rFonts w:asciiTheme="majorHAnsi" w:eastAsiaTheme="majorEastAsia" w:hAnsiTheme="majorHAnsi" w:cstheme="majorBidi"/>
+      <w:rFonts w:asciiTheme="majorHAnsi" w:eastAsiaTheme="majorEastAsia" w:hAnsiTheme="majorHAnsi" w:cstheme="majorBidi" w:ascii="Arial" w:hAnsi="Arial"/>
       <w:b/>
       <w:bCs/>
       <w:i/>
@@ -830,7 +920,7 @@
       <w:outlineLvl w:val="4"/>
     </w:pPr>
     <w:rPr>
-      <w:rFonts w:asciiTheme="majorHAnsi" w:eastAsiaTheme="majorEastAsia" w:hAnsiTheme="majorHAnsi" w:cstheme="majorBidi"/>
+      <w:rFonts w:asciiTheme="majorHAnsi" w:eastAsiaTheme="majorEastAsia" w:hAnsiTheme="majorHAnsi" w:cstheme="majorBidi" w:ascii="Arial" w:hAnsi="Arial"/>
       <w:color w:val="243F60" w:themeColor="accent1" w:themeShade="7F"/>
     </w:rPr>
   </w:style>
@@ -851,7 +941,7 @@
       <w:outlineLvl w:val="5"/>
     </w:pPr>
     <w:rPr>
-      <w:rFonts w:asciiTheme="majorHAnsi" w:eastAsiaTheme="majorEastAsia" w:hAnsiTheme="majorHAnsi" w:cstheme="majorBidi"/>
+      <w:rFonts w:asciiTheme="majorHAnsi" w:eastAsiaTheme="majorEastAsia" w:hAnsiTheme="majorHAnsi" w:cstheme="majorBidi" w:ascii="Arial" w:hAnsi="Arial"/>
       <w:i/>
       <w:iCs/>
       <w:color w:val="243F60" w:themeColor="accent1" w:themeShade="7F"/>
@@ -874,7 +964,7 @@
       <w:outlineLvl w:val="6"/>
     </w:pPr>
     <w:rPr>
-      <w:rFonts w:asciiTheme="majorHAnsi" w:eastAsiaTheme="majorEastAsia" w:hAnsiTheme="majorHAnsi" w:cstheme="majorBidi"/>
+      <w:rFonts w:asciiTheme="majorHAnsi" w:eastAsiaTheme="majorEastAsia" w:hAnsiTheme="majorHAnsi" w:cstheme="majorBidi" w:ascii="Arial" w:hAnsi="Arial"/>
       <w:i/>
       <w:iCs/>
       <w:color w:val="404040" w:themeColor="text1" w:themeTint="BF"/>
@@ -897,7 +987,7 @@
       <w:outlineLvl w:val="7"/>
     </w:pPr>
     <w:rPr>
-      <w:rFonts w:asciiTheme="majorHAnsi" w:eastAsiaTheme="majorEastAsia" w:hAnsiTheme="majorHAnsi" w:cstheme="majorBidi"/>
+      <w:rFonts w:asciiTheme="majorHAnsi" w:eastAsiaTheme="majorEastAsia" w:hAnsiTheme="majorHAnsi" w:cstheme="majorBidi" w:ascii="Arial" w:hAnsi="Arial"/>
       <w:color w:val="4F81BD" w:themeColor="accent1"/>
       <w:sz w:val="20"/>
       <w:szCs w:val="20"/>
@@ -920,7 +1010,7 @@
       <w:outlineLvl w:val="8"/>
     </w:pPr>
     <w:rPr>
-      <w:rFonts w:asciiTheme="majorHAnsi" w:eastAsiaTheme="majorEastAsia" w:hAnsiTheme="majorHAnsi" w:cstheme="majorBidi"/>
+      <w:rFonts w:asciiTheme="majorHAnsi" w:eastAsiaTheme="majorEastAsia" w:hAnsiTheme="majorHAnsi" w:cstheme="majorBidi" w:ascii="Arial" w:hAnsi="Arial"/>
       <w:i/>
       <w:iCs/>
       <w:color w:val="404040" w:themeColor="text1" w:themeTint="BF"/>
@@ -933,12 +1023,18 @@
     <w:uiPriority w:val="1"/>
     <w:semiHidden/>
     <w:unhideWhenUsed/>
+    <w:rPr>
+      <w:rFonts w:ascii="Arial" w:hAnsi="Arial"/>
+    </w:rPr>
   </w:style>
   <w:style w:type="table" w:default="1" w:styleId="TableNormal">
     <w:name w:val="Normal Table"/>
     <w:uiPriority w:val="99"/>
     <w:semiHidden/>
     <w:unhideWhenUsed/>
+    <w:rPr>
+      <w:rFonts w:ascii="Arial" w:hAnsi="Arial"/>
+    </w:rPr>
     <w:tblPr>
       <w:tblInd w:w="0" w:type="dxa"/>
       <w:tblCellMar>
@@ -963,6 +1059,9 @@
     <w:pPr>
       <w:spacing w:after="0" w:line="240" w:lineRule="auto"/>
     </w:pPr>
+    <w:rPr>
+      <w:rFonts w:ascii="Arial" w:hAnsi="Arial"/>
+    </w:rPr>
   </w:style>
   <w:style w:type="character" w:customStyle="1" w:styleId="Heading1Char">
     <w:name w:val="Heading 1 Char"/>
@@ -971,7 +1070,7 @@
     <w:uiPriority w:val="9"/>
     <w:rsid w:val="00FC693F"/>
     <w:rPr>
-      <w:rFonts w:asciiTheme="majorHAnsi" w:eastAsiaTheme="majorEastAsia" w:hAnsiTheme="majorHAnsi" w:cstheme="majorBidi"/>
+      <w:rFonts w:asciiTheme="majorHAnsi" w:eastAsiaTheme="majorEastAsia" w:hAnsiTheme="majorHAnsi" w:cstheme="majorBidi" w:ascii="Arial" w:hAnsi="Arial"/>
       <w:b/>
       <w:bCs/>
       <w:color w:val="365F91" w:themeColor="accent1" w:themeShade="BF"/>
@@ -986,7 +1085,7 @@
     <w:uiPriority w:val="9"/>
     <w:rsid w:val="00FC693F"/>
     <w:rPr>
-      <w:rFonts w:asciiTheme="majorHAnsi" w:eastAsiaTheme="majorEastAsia" w:hAnsiTheme="majorHAnsi" w:cstheme="majorBidi"/>
+      <w:rFonts w:asciiTheme="majorHAnsi" w:eastAsiaTheme="majorEastAsia" w:hAnsiTheme="majorHAnsi" w:cstheme="majorBidi" w:ascii="Arial" w:hAnsi="Arial"/>
       <w:b/>
       <w:bCs/>
       <w:color w:val="4F81BD" w:themeColor="accent1"/>
@@ -1001,7 +1100,7 @@
     <w:uiPriority w:val="9"/>
     <w:rsid w:val="00FC693F"/>
     <w:rPr>
-      <w:rFonts w:asciiTheme="majorHAnsi" w:eastAsiaTheme="majorEastAsia" w:hAnsiTheme="majorHAnsi" w:cstheme="majorBidi"/>
+      <w:rFonts w:asciiTheme="majorHAnsi" w:eastAsiaTheme="majorEastAsia" w:hAnsiTheme="majorHAnsi" w:cstheme="majorBidi" w:ascii="Arial" w:hAnsi="Arial"/>
       <w:b/>
       <w:bCs/>
       <w:color w:val="4F81BD" w:themeColor="accent1"/>
@@ -1019,15 +1118,15 @@
       <w:pBdr>
         <w:bottom w:val="single" w:sz="8" w:space="4" w:color="4F81BD" w:themeColor="accent1"/>
       </w:pBdr>
-      <w:spacing w:after="240" w:line="240" w:lineRule="auto" w:before="0"/>
+      <w:spacing w:after="300" w:line="240" w:lineRule="auto"/>
       <w:contextualSpacing/>
     </w:pPr>
     <w:rPr>
       <w:rFonts w:asciiTheme="majorHAnsi" w:eastAsiaTheme="majorEastAsia" w:hAnsiTheme="majorHAnsi" w:cstheme="majorBidi" w:ascii="Arial" w:hAnsi="Arial"/>
-      <w:color w:val="242629"/>
+      <w:color w:val="17365D" w:themeColor="text2" w:themeShade="BF"/>
       <w:spacing w:val="5"/>
       <w:kern w:val="28"/>
-      <w:sz w:val="50"/>
+      <w:sz w:val="52"/>
       <w:szCs w:val="52"/>
     </w:rPr>
   </w:style>
@@ -1038,7 +1137,7 @@
     <w:uiPriority w:val="10"/>
     <w:rsid w:val="00FC693F"/>
     <w:rPr>
-      <w:rFonts w:asciiTheme="majorHAnsi" w:eastAsiaTheme="majorEastAsia" w:hAnsiTheme="majorHAnsi" w:cstheme="majorBidi"/>
+      <w:rFonts w:asciiTheme="majorHAnsi" w:eastAsiaTheme="majorEastAsia" w:hAnsiTheme="majorHAnsi" w:cstheme="majorBidi" w:ascii="Arial" w:hAnsi="Arial"/>
       <w:color w:val="17365D" w:themeColor="text2" w:themeShade="BF"/>
       <w:spacing w:val="5"/>
       <w:kern w:val="28"/>
@@ -1060,7 +1159,7 @@
       </w:numPr>
     </w:pPr>
     <w:rPr>
-      <w:rFonts w:asciiTheme="majorHAnsi" w:eastAsiaTheme="majorEastAsia" w:hAnsiTheme="majorHAnsi" w:cstheme="majorBidi"/>
+      <w:rFonts w:asciiTheme="majorHAnsi" w:eastAsiaTheme="majorEastAsia" w:hAnsiTheme="majorHAnsi" w:cstheme="majorBidi" w:ascii="Arial" w:hAnsi="Arial"/>
       <w:i/>
       <w:iCs/>
       <w:color w:val="4F81BD" w:themeColor="accent1"/>
@@ -1076,7 +1175,7 @@
     <w:uiPriority w:val="11"/>
     <w:rsid w:val="00FC693F"/>
     <w:rPr>
-      <w:rFonts w:asciiTheme="majorHAnsi" w:eastAsiaTheme="majorEastAsia" w:hAnsiTheme="majorHAnsi" w:cstheme="majorBidi"/>
+      <w:rFonts w:asciiTheme="majorHAnsi" w:eastAsiaTheme="majorEastAsia" w:hAnsiTheme="majorHAnsi" w:cstheme="majorBidi" w:ascii="Arial" w:hAnsi="Arial"/>
       <w:i/>
       <w:iCs/>
       <w:color w:val="4F81BD" w:themeColor="accent1"/>
@@ -1095,6 +1194,9 @@
       <w:ind w:left="720"/>
       <w:contextualSpacing/>
     </w:pPr>
+    <w:rPr>
+      <w:rFonts w:ascii="Arial" w:hAnsi="Arial"/>
+    </w:rPr>
   </w:style>
   <w:style w:type="paragraph" w:styleId="BodyText">
     <w:name w:val="Body Text"/>
@@ -1106,6 +1208,9 @@
     <w:pPr>
       <w:spacing w:after="120"/>
     </w:pPr>
+    <w:rPr>
+      <w:rFonts w:ascii="Arial" w:hAnsi="Arial"/>
+    </w:rPr>
   </w:style>
   <w:style w:type="character" w:customStyle="1" w:styleId="BodyTextChar">
     <w:name w:val="Body Text Char"/>
@@ -1113,6 +1218,9 @@
     <w:link w:val="BodyText"/>
     <w:uiPriority w:val="99"/>
     <w:rsid w:val="00AA1D8D"/>
+    <w:rPr>
+      <w:rFonts w:ascii="Arial" w:hAnsi="Arial"/>
+    </w:rPr>
   </w:style>
   <w:style w:type="paragraph" w:styleId="BodyText2">
     <w:name w:val="Body Text 2"/>
@@ -1124,6 +1232,9 @@
     <w:pPr>
       <w:spacing w:after="120" w:line="480" w:lineRule="auto"/>
     </w:pPr>
+    <w:rPr>
+      <w:rFonts w:ascii="Arial" w:hAnsi="Arial"/>
+    </w:rPr>
   </w:style>
   <w:style w:type="character" w:customStyle="1" w:styleId="BodyText2Char">
     <w:name w:val="Body Text 2 Char"/>
@@ -1131,6 +1242,9 @@
     <w:link w:val="BodyText2"/>
     <w:uiPriority w:val="99"/>
     <w:rsid w:val="00AA1D8D"/>
+    <w:rPr>
+      <w:rFonts w:ascii="Arial" w:hAnsi="Arial"/>
+    </w:rPr>
   </w:style>
   <w:style w:type="paragraph" w:styleId="BodyText3">
     <w:name w:val="Body Text 3"/>
@@ -1143,6 +1257,7 @@
       <w:spacing w:after="120"/>
     </w:pPr>
     <w:rPr>
+      <w:rFonts w:ascii="Arial" w:hAnsi="Arial"/>
       <w:sz w:val="16"/>
       <w:szCs w:val="16"/>
     </w:rPr>
@@ -1154,6 +1269,7 @@
     <w:uiPriority w:val="99"/>
     <w:rsid w:val="00AA1D8D"/>
     <w:rPr>
+      <w:rFonts w:ascii="Arial" w:hAnsi="Arial"/>
       <w:sz w:val="16"/>
       <w:szCs w:val="16"/>
     </w:rPr>
@@ -1168,6 +1284,9 @@
       <w:ind w:left="360" w:hanging="360"/>
       <w:contextualSpacing/>
     </w:pPr>
+    <w:rPr>
+      <w:rFonts w:ascii="Arial" w:hAnsi="Arial"/>
+    </w:rPr>
   </w:style>
   <w:style w:type="paragraph" w:styleId="List2">
     <w:name w:val="List 2"/>
@@ -1179,6 +1298,9 @@
       <w:ind w:left="720" w:hanging="360"/>
       <w:contextualSpacing/>
     </w:pPr>
+    <w:rPr>
+      <w:rFonts w:ascii="Arial" w:hAnsi="Arial"/>
+    </w:rPr>
   </w:style>
   <w:style w:type="paragraph" w:styleId="List3">
     <w:name w:val="List 3"/>
@@ -1190,6 +1312,9 @@
       <w:ind w:left="1080" w:hanging="360"/>
       <w:contextualSpacing/>
     </w:pPr>
+    <w:rPr>
+      <w:rFonts w:ascii="Arial" w:hAnsi="Arial"/>
+    </w:rPr>
   </w:style>
   <w:style w:type="paragraph" w:styleId="ListBullet">
     <w:name w:val="List Bullet"/>
@@ -1203,6 +1328,9 @@
       </w:numPr>
       <w:contextualSpacing/>
     </w:pPr>
+    <w:rPr>
+      <w:rFonts w:ascii="Arial" w:hAnsi="Arial"/>
+    </w:rPr>
   </w:style>
   <w:style w:type="paragraph" w:styleId="ListBullet2">
     <w:name w:val="List Bullet 2"/>
@@ -1216,6 +1344,9 @@
       </w:numPr>
       <w:contextualSpacing/>
     </w:pPr>
+    <w:rPr>
+      <w:rFonts w:ascii="Arial" w:hAnsi="Arial"/>
+    </w:rPr>
   </w:style>
   <w:style w:type="paragraph" w:styleId="ListBullet3">
     <w:name w:val="List Bullet 3"/>
@@ -1229,6 +1360,9 @@
       </w:numPr>
       <w:contextualSpacing/>
     </w:pPr>
+    <w:rPr>
+      <w:rFonts w:ascii="Arial" w:hAnsi="Arial"/>
+    </w:rPr>
   </w:style>
   <w:style w:type="paragraph" w:styleId="ListNumber">
     <w:name w:val="List Number"/>
@@ -1242,6 +1376,9 @@
       </w:numPr>
       <w:contextualSpacing/>
     </w:pPr>
+    <w:rPr>
+      <w:rFonts w:ascii="Arial" w:hAnsi="Arial"/>
+    </w:rPr>
   </w:style>
   <w:style w:type="paragraph" w:styleId="ListNumber2">
     <w:name w:val="List Number 2"/>
@@ -1255,6 +1392,9 @@
       </w:numPr>
       <w:contextualSpacing/>
     </w:pPr>
+    <w:rPr>
+      <w:rFonts w:ascii="Arial" w:hAnsi="Arial"/>
+    </w:rPr>
   </w:style>
   <w:style w:type="paragraph" w:styleId="ListNumber3">
     <w:name w:val="List Number 3"/>
@@ -1268,6 +1408,9 @@
       </w:numPr>
       <w:contextualSpacing/>
     </w:pPr>
+    <w:rPr>
+      <w:rFonts w:ascii="Arial" w:hAnsi="Arial"/>
+    </w:rPr>
   </w:style>
   <w:style w:type="paragraph" w:styleId="ListContinue">
     <w:name w:val="List Continue"/>
@@ -1280,6 +1423,9 @@
       <w:ind w:left="360"/>
       <w:contextualSpacing/>
     </w:pPr>
+    <w:rPr>
+      <w:rFonts w:ascii="Arial" w:hAnsi="Arial"/>
+    </w:rPr>
   </w:style>
   <w:style w:type="paragraph" w:styleId="ListContinue2">
     <w:name w:val="List Continue 2"/>
@@ -1292,6 +1438,9 @@
       <w:ind w:left="720"/>
       <w:contextualSpacing/>
     </w:pPr>
+    <w:rPr>
+      <w:rFonts w:ascii="Arial" w:hAnsi="Arial"/>
+    </w:rPr>
   </w:style>
   <w:style w:type="paragraph" w:styleId="ListContinue3">
     <w:name w:val="List Continue 3"/>
@@ -1304,6 +1453,9 @@
       <w:ind w:left="1080"/>
       <w:contextualSpacing/>
     </w:pPr>
+    <w:rPr>
+      <w:rFonts w:ascii="Arial" w:hAnsi="Arial"/>
+    </w:rPr>
   </w:style>
   <w:style w:type="paragraph" w:styleId="MacroText">
     <w:name w:val="macro"/>
@@ -1323,7 +1475,7 @@
       </w:tabs>
     </w:pPr>
     <w:rPr>
-      <w:rFonts w:ascii="Courier" w:hAnsi="Courier"/>
+      <w:rFonts w:ascii="Arial" w:hAnsi="Arial"/>
       <w:sz w:val="20"/>
       <w:szCs w:val="20"/>
     </w:rPr>
@@ -1335,7 +1487,7 @@
     <w:uiPriority w:val="99"/>
     <w:rsid w:val="0029639D"/>
     <w:rPr>
-      <w:rFonts w:ascii="Courier" w:hAnsi="Courier"/>
+      <w:rFonts w:ascii="Arial" w:hAnsi="Arial"/>
       <w:sz w:val="20"/>
       <w:szCs w:val="20"/>
     </w:rPr>
@@ -1349,6 +1501,7 @@
     <w:qFormat/>
     <w:rsid w:val="00FC693F"/>
     <w:rPr>
+      <w:rFonts w:ascii="Arial" w:hAnsi="Arial"/>
       <w:i/>
       <w:iCs/>
       <w:color w:val="000000" w:themeColor="text1"/>
@@ -1361,6 +1514,7 @@
     <w:uiPriority w:val="29"/>
     <w:rsid w:val="00FC693F"/>
     <w:rPr>
+      <w:rFonts w:ascii="Arial" w:hAnsi="Arial"/>
       <w:i/>
       <w:iCs/>
       <w:color w:val="000000" w:themeColor="text1"/>
@@ -1374,7 +1528,7 @@
     <w:semiHidden/>
     <w:rsid w:val="00FC693F"/>
     <w:rPr>
-      <w:rFonts w:asciiTheme="majorHAnsi" w:eastAsiaTheme="majorEastAsia" w:hAnsiTheme="majorHAnsi" w:cstheme="majorBidi"/>
+      <w:rFonts w:asciiTheme="majorHAnsi" w:eastAsiaTheme="majorEastAsia" w:hAnsiTheme="majorHAnsi" w:cstheme="majorBidi" w:ascii="Arial" w:hAnsi="Arial"/>
       <w:b/>
       <w:bCs/>
       <w:i/>
@@ -1390,7 +1544,7 @@
     <w:semiHidden/>
     <w:rsid w:val="00FC693F"/>
     <w:rPr>
-      <w:rFonts w:asciiTheme="majorHAnsi" w:eastAsiaTheme="majorEastAsia" w:hAnsiTheme="majorHAnsi" w:cstheme="majorBidi"/>
+      <w:rFonts w:asciiTheme="majorHAnsi" w:eastAsiaTheme="majorEastAsia" w:hAnsiTheme="majorHAnsi" w:cstheme="majorBidi" w:ascii="Arial" w:hAnsi="Arial"/>
       <w:color w:val="243F60" w:themeColor="accent1" w:themeShade="7F"/>
     </w:rPr>
   </w:style>
@@ -1402,7 +1556,7 @@
     <w:semiHidden/>
     <w:rsid w:val="00FC693F"/>
     <w:rPr>
-      <w:rFonts w:asciiTheme="majorHAnsi" w:eastAsiaTheme="majorEastAsia" w:hAnsiTheme="majorHAnsi" w:cstheme="majorBidi"/>
+      <w:rFonts w:asciiTheme="majorHAnsi" w:eastAsiaTheme="majorEastAsia" w:hAnsiTheme="majorHAnsi" w:cstheme="majorBidi" w:ascii="Arial" w:hAnsi="Arial"/>
       <w:i/>
       <w:iCs/>
       <w:color w:val="243F60" w:themeColor="accent1" w:themeShade="7F"/>
@@ -1416,7 +1570,7 @@
     <w:semiHidden/>
     <w:rsid w:val="00FC693F"/>
     <w:rPr>
-      <w:rFonts w:asciiTheme="majorHAnsi" w:eastAsiaTheme="majorEastAsia" w:hAnsiTheme="majorHAnsi" w:cstheme="majorBidi"/>
+      <w:rFonts w:asciiTheme="majorHAnsi" w:eastAsiaTheme="majorEastAsia" w:hAnsiTheme="majorHAnsi" w:cstheme="majorBidi" w:ascii="Arial" w:hAnsi="Arial"/>
       <w:i/>
       <w:iCs/>
       <w:color w:val="404040" w:themeColor="text1" w:themeTint="BF"/>
@@ -1430,7 +1584,7 @@
     <w:semiHidden/>
     <w:rsid w:val="00FC693F"/>
     <w:rPr>
-      <w:rFonts w:asciiTheme="majorHAnsi" w:eastAsiaTheme="majorEastAsia" w:hAnsiTheme="majorHAnsi" w:cstheme="majorBidi"/>
+      <w:rFonts w:asciiTheme="majorHAnsi" w:eastAsiaTheme="majorEastAsia" w:hAnsiTheme="majorHAnsi" w:cstheme="majorBidi" w:ascii="Arial" w:hAnsi="Arial"/>
       <w:color w:val="4F81BD" w:themeColor="accent1"/>
       <w:sz w:val="20"/>
       <w:szCs w:val="20"/>
@@ -1444,7 +1598,7 @@
     <w:semiHidden/>
     <w:rsid w:val="00FC693F"/>
     <w:rPr>
-      <w:rFonts w:asciiTheme="majorHAnsi" w:eastAsiaTheme="majorEastAsia" w:hAnsiTheme="majorHAnsi" w:cstheme="majorBidi"/>
+      <w:rFonts w:asciiTheme="majorHAnsi" w:eastAsiaTheme="majorEastAsia" w:hAnsiTheme="majorHAnsi" w:cstheme="majorBidi" w:ascii="Arial" w:hAnsi="Arial"/>
       <w:i/>
       <w:iCs/>
       <w:color w:val="404040" w:themeColor="text1" w:themeTint="BF"/>
@@ -1465,6 +1619,7 @@
       <w:spacing w:line="240" w:lineRule="auto"/>
     </w:pPr>
     <w:rPr>
+      <w:rFonts w:ascii="Arial" w:hAnsi="Arial"/>
       <w:b/>
       <w:bCs/>
       <w:color w:val="4F81BD" w:themeColor="accent1"/>
@@ -1479,6 +1634,7 @@
     <w:qFormat/>
     <w:rsid w:val="00FC693F"/>
     <w:rPr>
+      <w:rFonts w:ascii="Arial" w:hAnsi="Arial"/>
       <w:b/>
       <w:bCs/>
     </w:rPr>
@@ -1490,6 +1646,7 @@
     <w:qFormat/>
     <w:rsid w:val="00FC693F"/>
     <w:rPr>
+      <w:rFonts w:ascii="Arial" w:hAnsi="Arial"/>
       <w:i/>
       <w:iCs/>
     </w:rPr>
@@ -1510,6 +1667,7 @@
       <w:ind w:left="936" w:right="936"/>
     </w:pPr>
     <w:rPr>
+      <w:rFonts w:ascii="Arial" w:hAnsi="Arial"/>
       <w:b/>
       <w:bCs/>
       <w:i/>
@@ -1524,6 +1682,7 @@
     <w:uiPriority w:val="30"/>
     <w:rsid w:val="00FC693F"/>
     <w:rPr>
+      <w:rFonts w:ascii="Arial" w:hAnsi="Arial"/>
       <w:b/>
       <w:bCs/>
       <w:i/>
@@ -1538,6 +1697,7 @@
     <w:qFormat/>
     <w:rsid w:val="00FC693F"/>
     <w:rPr>
+      <w:rFonts w:ascii="Arial" w:hAnsi="Arial"/>
       <w:i/>
       <w:iCs/>
       <w:color w:val="808080" w:themeColor="text1" w:themeTint="7F"/>
@@ -1550,6 +1710,7 @@
     <w:qFormat/>
     <w:rsid w:val="00FC693F"/>
     <w:rPr>
+      <w:rFonts w:ascii="Arial" w:hAnsi="Arial"/>
       <w:b/>
       <w:bCs/>
       <w:i/>
@@ -1564,6 +1725,7 @@
     <w:qFormat/>
     <w:rsid w:val="00FC693F"/>
     <w:rPr>
+      <w:rFonts w:ascii="Arial" w:hAnsi="Arial"/>
       <w:smallCaps/>
       <w:color w:val="C0504D" w:themeColor="accent2"/>
       <w:u w:val="single"/>
@@ -1576,6 +1738,7 @@
     <w:qFormat/>
     <w:rsid w:val="00FC693F"/>
     <w:rPr>
+      <w:rFonts w:ascii="Arial" w:hAnsi="Arial"/>
       <w:b/>
       <w:bCs/>
       <w:smallCaps/>
@@ -1591,6 +1754,7 @@
     <w:qFormat/>
     <w:rsid w:val="00FC693F"/>
     <w:rPr>
+      <w:rFonts w:ascii="Arial" w:hAnsi="Arial"/>
       <w:b/>
       <w:bCs/>
       <w:smallCaps/>
@@ -1609,6 +1773,9 @@
     <w:pPr>
       <w:outlineLvl w:val="9"/>
     </w:pPr>
+    <w:rPr>
+      <w:rFonts w:ascii="Arial" w:hAnsi="Arial"/>
+    </w:rPr>
   </w:style>
   <w:style w:type="table" w:styleId="TableGrid">
     <w:name w:val="Table Grid"/>
@@ -1618,6 +1785,9 @@
     <w:pPr>
       <w:spacing w:after="0" w:line="240" w:lineRule="auto"/>
     </w:pPr>
+    <w:rPr>
+      <w:rFonts w:ascii="Arial" w:hAnsi="Arial"/>
+    </w:rPr>
     <w:tblPr>
       <w:tblInd w:w="0" w:type="dxa"/>
       <w:tblBorders>
@@ -1645,6 +1815,7 @@
       <w:spacing w:after="0" w:line="240" w:lineRule="auto"/>
     </w:pPr>
     <w:rPr>
+      <w:rFonts w:ascii="Arial" w:hAnsi="Arial"/>
       <w:color w:val="000000" w:themeColor="text1" w:themeShade="BF"/>
     </w:rPr>
     <w:tblPr>
@@ -1748,6 +1919,7 @@
       <w:spacing w:after="0" w:line="240" w:lineRule="auto"/>
     </w:pPr>
     <w:rPr>
+      <w:rFonts w:ascii="Arial" w:hAnsi="Arial"/>
       <w:color w:val="365F91" w:themeColor="accent1" w:themeShade="BF"/>
     </w:rPr>
     <w:tblPr>
@@ -1851,6 +2023,7 @@
       <w:spacing w:after="0" w:line="240" w:lineRule="auto"/>
     </w:pPr>
     <w:rPr>
+      <w:rFonts w:ascii="Arial" w:hAnsi="Arial"/>
       <w:color w:val="943634" w:themeColor="accent2" w:themeShade="BF"/>
     </w:rPr>
     <w:tblPr>
@@ -1954,6 +2127,7 @@
       <w:spacing w:after="0" w:line="240" w:lineRule="auto"/>
     </w:pPr>
     <w:rPr>
+      <w:rFonts w:ascii="Arial" w:hAnsi="Arial"/>
       <w:color w:val="76923C" w:themeColor="accent3" w:themeShade="BF"/>
     </w:rPr>
     <w:tblPr>
@@ -2057,6 +2231,7 @@
       <w:spacing w:after="0" w:line="240" w:lineRule="auto"/>
     </w:pPr>
     <w:rPr>
+      <w:rFonts w:ascii="Arial" w:hAnsi="Arial"/>
       <w:color w:val="5F497A" w:themeColor="accent4" w:themeShade="BF"/>
     </w:rPr>
     <w:tblPr>
@@ -2160,6 +2335,7 @@
       <w:spacing w:after="0" w:line="240" w:lineRule="auto"/>
     </w:pPr>
     <w:rPr>
+      <w:rFonts w:ascii="Arial" w:hAnsi="Arial"/>
       <w:color w:val="31849B" w:themeColor="accent5" w:themeShade="BF"/>
     </w:rPr>
     <w:tblPr>
@@ -2263,6 +2439,7 @@
       <w:spacing w:after="0" w:line="240" w:lineRule="auto"/>
     </w:pPr>
     <w:rPr>
+      <w:rFonts w:ascii="Arial" w:hAnsi="Arial"/>
       <w:color w:val="E36C0A" w:themeColor="accent6" w:themeShade="BF"/>
     </w:rPr>
     <w:tblPr>
@@ -2365,6 +2542,9 @@
     <w:pPr>
       <w:spacing w:after="0" w:line="240" w:lineRule="auto"/>
     </w:pPr>
+    <w:rPr>
+      <w:rFonts w:ascii="Arial" w:hAnsi="Arial"/>
+    </w:rPr>
     <w:tblPr>
       <w:tblStyleRowBandSize w:val="1"/>
       <w:tblStyleColBandSize w:val="1"/>
@@ -2457,6 +2637,9 @@
     <w:pPr>
       <w:spacing w:after="0" w:line="240" w:lineRule="auto"/>
     </w:pPr>
+    <w:rPr>
+      <w:rFonts w:ascii="Arial" w:hAnsi="Arial"/>
+    </w:rPr>
     <w:tblPr>
       <w:tblStyleRowBandSize w:val="1"/>
       <w:tblStyleColBandSize w:val="1"/>
@@ -2549,6 +2732,9 @@
     <w:pPr>
       <w:spacing w:after="0" w:line="240" w:lineRule="auto"/>
     </w:pPr>
+    <w:rPr>
+      <w:rFonts w:ascii="Arial" w:hAnsi="Arial"/>
+    </w:rPr>
     <w:tblPr>
       <w:tblStyleRowBandSize w:val="1"/>
       <w:tblStyleColBandSize w:val="1"/>
@@ -2641,6 +2827,9 @@
     <w:pPr>
       <w:spacing w:after="0" w:line="240" w:lineRule="auto"/>
     </w:pPr>
+    <w:rPr>
+      <w:rFonts w:ascii="Arial" w:hAnsi="Arial"/>
+    </w:rPr>
     <w:tblPr>
       <w:tblStyleRowBandSize w:val="1"/>
       <w:tblStyleColBandSize w:val="1"/>
@@ -2733,6 +2922,9 @@
     <w:pPr>
       <w:spacing w:after="0" w:line="240" w:lineRule="auto"/>
     </w:pPr>
+    <w:rPr>
+      <w:rFonts w:ascii="Arial" w:hAnsi="Arial"/>
+    </w:rPr>
     <w:tblPr>
       <w:tblStyleRowBandSize w:val="1"/>
       <w:tblStyleColBandSize w:val="1"/>
@@ -2825,6 +3017,9 @@
     <w:pPr>
       <w:spacing w:after="0" w:line="240" w:lineRule="auto"/>
     </w:pPr>
+    <w:rPr>
+      <w:rFonts w:ascii="Arial" w:hAnsi="Arial"/>
+    </w:rPr>
     <w:tblPr>
       <w:tblStyleRowBandSize w:val="1"/>
       <w:tblStyleColBandSize w:val="1"/>
@@ -2917,6 +3112,9 @@
     <w:pPr>
       <w:spacing w:after="0" w:line="240" w:lineRule="auto"/>
     </w:pPr>
+    <w:rPr>
+      <w:rFonts w:ascii="Arial" w:hAnsi="Arial"/>
+    </w:rPr>
     <w:tblPr>
       <w:tblStyleRowBandSize w:val="1"/>
       <w:tblStyleColBandSize w:val="1"/>
@@ -3009,6 +3207,9 @@
     <w:pPr>
       <w:spacing w:after="0" w:line="240" w:lineRule="auto"/>
     </w:pPr>
+    <w:rPr>
+      <w:rFonts w:ascii="Arial" w:hAnsi="Arial"/>
+    </w:rPr>
     <w:tblPr>
       <w:tblStyleRowBandSize w:val="1"/>
       <w:tblStyleColBandSize w:val="1"/>
@@ -3139,6 +3340,9 @@
     <w:pPr>
       <w:spacing w:after="0" w:line="240" w:lineRule="auto"/>
     </w:pPr>
+    <w:rPr>
+      <w:rFonts w:ascii="Arial" w:hAnsi="Arial"/>
+    </w:rPr>
     <w:tblPr>
       <w:tblStyleRowBandSize w:val="1"/>
       <w:tblStyleColBandSize w:val="1"/>
@@ -3269,6 +3473,9 @@
     <w:pPr>
       <w:spacing w:after="0" w:line="240" w:lineRule="auto"/>
     </w:pPr>
+    <w:rPr>
+      <w:rFonts w:ascii="Arial" w:hAnsi="Arial"/>
+    </w:rPr>
     <w:tblPr>
       <w:tblStyleRowBandSize w:val="1"/>
       <w:tblStyleColBandSize w:val="1"/>
@@ -3399,6 +3606,9 @@
     <w:pPr>
       <w:spacing w:after="0" w:line="240" w:lineRule="auto"/>
     </w:pPr>
+    <w:rPr>
+      <w:rFonts w:ascii="Arial" w:hAnsi="Arial"/>
+    </w:rPr>
     <w:tblPr>
       <w:tblStyleRowBandSize w:val="1"/>
       <w:tblStyleColBandSize w:val="1"/>
@@ -3529,6 +3739,9 @@
     <w:pPr>
       <w:spacing w:after="0" w:line="240" w:lineRule="auto"/>
     </w:pPr>
+    <w:rPr>
+      <w:rFonts w:ascii="Arial" w:hAnsi="Arial"/>
+    </w:rPr>
     <w:tblPr>
       <w:tblStyleRowBandSize w:val="1"/>
       <w:tblStyleColBandSize w:val="1"/>
@@ -3659,6 +3872,9 @@
     <w:pPr>
       <w:spacing w:after="0" w:line="240" w:lineRule="auto"/>
     </w:pPr>
+    <w:rPr>
+      <w:rFonts w:ascii="Arial" w:hAnsi="Arial"/>
+    </w:rPr>
     <w:tblPr>
       <w:tblStyleRowBandSize w:val="1"/>
       <w:tblStyleColBandSize w:val="1"/>
@@ -3789,6 +4005,9 @@
     <w:pPr>
       <w:spacing w:after="0" w:line="240" w:lineRule="auto"/>
     </w:pPr>
+    <w:rPr>
+      <w:rFonts w:ascii="Arial" w:hAnsi="Arial"/>
+    </w:rPr>
     <w:tblPr>
       <w:tblStyleRowBandSize w:val="1"/>
       <w:tblStyleColBandSize w:val="1"/>
@@ -3919,6 +4138,9 @@
     <w:pPr>
       <w:spacing w:after="0" w:line="240" w:lineRule="auto"/>
     </w:pPr>
+    <w:rPr>
+      <w:rFonts w:ascii="Arial" w:hAnsi="Arial"/>
+    </w:rPr>
     <w:tblPr>
       <w:tblStyleRowBandSize w:val="1"/>
       <w:tblStyleColBandSize w:val="1"/>
@@ -4025,6 +4247,9 @@
     <w:pPr>
       <w:spacing w:after="0" w:line="240" w:lineRule="auto"/>
     </w:pPr>
+    <w:rPr>
+      <w:rFonts w:ascii="Arial" w:hAnsi="Arial"/>
+    </w:rPr>
     <w:tblPr>
       <w:tblStyleRowBandSize w:val="1"/>
       <w:tblStyleColBandSize w:val="1"/>
@@ -4131,6 +4356,9 @@
     <w:pPr>
       <w:spacing w:after="0" w:line="240" w:lineRule="auto"/>
     </w:pPr>
+    <w:rPr>
+      <w:rFonts w:ascii="Arial" w:hAnsi="Arial"/>
+    </w:rPr>
     <w:tblPr>
       <w:tblStyleRowBandSize w:val="1"/>
       <w:tblStyleColBandSize w:val="1"/>
@@ -4237,6 +4465,9 @@
     <w:pPr>
       <w:spacing w:after="0" w:line="240" w:lineRule="auto"/>
     </w:pPr>
+    <w:rPr>
+      <w:rFonts w:ascii="Arial" w:hAnsi="Arial"/>
+    </w:rPr>
     <w:tblPr>
       <w:tblStyleRowBandSize w:val="1"/>
       <w:tblStyleColBandSize w:val="1"/>
@@ -4343,6 +4574,9 @@
     <w:pPr>
       <w:spacing w:after="0" w:line="240" w:lineRule="auto"/>
     </w:pPr>
+    <w:rPr>
+      <w:rFonts w:ascii="Arial" w:hAnsi="Arial"/>
+    </w:rPr>
     <w:tblPr>
       <w:tblStyleRowBandSize w:val="1"/>
       <w:tblStyleColBandSize w:val="1"/>
@@ -4449,6 +4683,9 @@
     <w:pPr>
       <w:spacing w:after="0" w:line="240" w:lineRule="auto"/>
     </w:pPr>
+    <w:rPr>
+      <w:rFonts w:ascii="Arial" w:hAnsi="Arial"/>
+    </w:rPr>
     <w:tblPr>
       <w:tblStyleRowBandSize w:val="1"/>
       <w:tblStyleColBandSize w:val="1"/>
@@ -4555,6 +4792,9 @@
     <w:pPr>
       <w:spacing w:after="0" w:line="240" w:lineRule="auto"/>
     </w:pPr>
+    <w:rPr>
+      <w:rFonts w:ascii="Arial" w:hAnsi="Arial"/>
+    </w:rPr>
     <w:tblPr>
       <w:tblStyleRowBandSize w:val="1"/>
       <w:tblStyleColBandSize w:val="1"/>
@@ -4661,6 +4901,9 @@
     <w:pPr>
       <w:spacing w:after="0" w:line="240" w:lineRule="auto"/>
     </w:pPr>
+    <w:rPr>
+      <w:rFonts w:ascii="Arial" w:hAnsi="Arial"/>
+    </w:rPr>
     <w:tblPr>
       <w:tblStyleRowBandSize w:val="1"/>
       <w:tblStyleColBandSize w:val="1"/>
@@ -4810,6 +5053,9 @@
     <w:pPr>
       <w:spacing w:after="0" w:line="240" w:lineRule="auto"/>
     </w:pPr>
+    <w:rPr>
+      <w:rFonts w:ascii="Arial" w:hAnsi="Arial"/>
+    </w:rPr>
     <w:tblPr>
       <w:tblStyleRowBandSize w:val="1"/>
       <w:tblStyleColBandSize w:val="1"/>
@@ -4959,6 +5205,9 @@
     <w:pPr>
       <w:spacing w:after="0" w:line="240" w:lineRule="auto"/>
     </w:pPr>
+    <w:rPr>
+      <w:rFonts w:ascii="Arial" w:hAnsi="Arial"/>
+    </w:rPr>
     <w:tblPr>
       <w:tblStyleRowBandSize w:val="1"/>
       <w:tblStyleColBandSize w:val="1"/>
@@ -5108,6 +5357,9 @@
     <w:pPr>
       <w:spacing w:after="0" w:line="240" w:lineRule="auto"/>
     </w:pPr>
+    <w:rPr>
+      <w:rFonts w:ascii="Arial" w:hAnsi="Arial"/>
+    </w:rPr>
     <w:tblPr>
       <w:tblStyleRowBandSize w:val="1"/>
       <w:tblStyleColBandSize w:val="1"/>
@@ -5257,6 +5509,9 @@
     <w:pPr>
       <w:spacing w:after="0" w:line="240" w:lineRule="auto"/>
     </w:pPr>
+    <w:rPr>
+      <w:rFonts w:ascii="Arial" w:hAnsi="Arial"/>
+    </w:rPr>
     <w:tblPr>
       <w:tblStyleRowBandSize w:val="1"/>
       <w:tblStyleColBandSize w:val="1"/>
@@ -5406,6 +5661,9 @@
     <w:pPr>
       <w:spacing w:after="0" w:line="240" w:lineRule="auto"/>
     </w:pPr>
+    <w:rPr>
+      <w:rFonts w:ascii="Arial" w:hAnsi="Arial"/>
+    </w:rPr>
     <w:tblPr>
       <w:tblStyleRowBandSize w:val="1"/>
       <w:tblStyleColBandSize w:val="1"/>
@@ -5555,6 +5813,9 @@
     <w:pPr>
       <w:spacing w:after="0" w:line="240" w:lineRule="auto"/>
     </w:pPr>
+    <w:rPr>
+      <w:rFonts w:ascii="Arial" w:hAnsi="Arial"/>
+    </w:rPr>
     <w:tblPr>
       <w:tblStyleRowBandSize w:val="1"/>
       <w:tblStyleColBandSize w:val="1"/>
@@ -5705,6 +5966,7 @@
       <w:spacing w:after="0" w:line="240" w:lineRule="auto"/>
     </w:pPr>
     <w:rPr>
+      <w:rFonts w:ascii="Arial" w:hAnsi="Arial"/>
       <w:color w:val="000000" w:themeColor="text1"/>
     </w:rPr>
     <w:tblPr>
@@ -5789,6 +6051,7 @@
       <w:spacing w:after="0" w:line="240" w:lineRule="auto"/>
     </w:pPr>
     <w:rPr>
+      <w:rFonts w:ascii="Arial" w:hAnsi="Arial"/>
       <w:color w:val="000000" w:themeColor="text1"/>
     </w:rPr>
     <w:tblPr>
@@ -5873,6 +6136,7 @@
       <w:spacing w:after="0" w:line="240" w:lineRule="auto"/>
     </w:pPr>
     <w:rPr>
+      <w:rFonts w:ascii="Arial" w:hAnsi="Arial"/>
       <w:color w:val="000000" w:themeColor="text1"/>
     </w:rPr>
     <w:tblPr>
@@ -5957,6 +6221,7 @@
       <w:spacing w:after="0" w:line="240" w:lineRule="auto"/>
     </w:pPr>
     <w:rPr>
+      <w:rFonts w:ascii="Arial" w:hAnsi="Arial"/>
       <w:color w:val="000000" w:themeColor="text1"/>
     </w:rPr>
     <w:tblPr>
@@ -6041,6 +6306,7 @@
       <w:spacing w:after="0" w:line="240" w:lineRule="auto"/>
     </w:pPr>
     <w:rPr>
+      <w:rFonts w:ascii="Arial" w:hAnsi="Arial"/>
       <w:color w:val="000000" w:themeColor="text1"/>
     </w:rPr>
     <w:tblPr>
@@ -6125,6 +6391,7 @@
       <w:spacing w:after="0" w:line="240" w:lineRule="auto"/>
     </w:pPr>
     <w:rPr>
+      <w:rFonts w:ascii="Arial" w:hAnsi="Arial"/>
       <w:color w:val="000000" w:themeColor="text1"/>
     </w:rPr>
     <w:tblPr>
@@ -6209,6 +6476,7 @@
       <w:spacing w:after="0" w:line="240" w:lineRule="auto"/>
     </w:pPr>
     <w:rPr>
+      <w:rFonts w:ascii="Arial" w:hAnsi="Arial"/>
       <w:color w:val="000000" w:themeColor="text1"/>
     </w:rPr>
     <w:tblPr>
@@ -6293,7 +6561,7 @@
       <w:spacing w:after="0" w:line="240" w:lineRule="auto"/>
     </w:pPr>
     <w:rPr>
-      <w:rFonts w:asciiTheme="majorHAnsi" w:eastAsiaTheme="majorEastAsia" w:hAnsiTheme="majorHAnsi" w:cstheme="majorBidi"/>
+      <w:rFonts w:asciiTheme="majorHAnsi" w:eastAsiaTheme="majorEastAsia" w:hAnsiTheme="majorHAnsi" w:cstheme="majorBidi" w:ascii="Arial" w:hAnsi="Arial"/>
       <w:color w:val="000000" w:themeColor="text1"/>
     </w:rPr>
     <w:tblPr>
@@ -6421,7 +6689,7 @@
       <w:spacing w:after="0" w:line="240" w:lineRule="auto"/>
     </w:pPr>
     <w:rPr>
-      <w:rFonts w:asciiTheme="majorHAnsi" w:eastAsiaTheme="majorEastAsia" w:hAnsiTheme="majorHAnsi" w:cstheme="majorBidi"/>
+      <w:rFonts w:asciiTheme="majorHAnsi" w:eastAsiaTheme="majorEastAsia" w:hAnsiTheme="majorHAnsi" w:cstheme="majorBidi" w:ascii="Arial" w:hAnsi="Arial"/>
       <w:color w:val="000000" w:themeColor="text1"/>
     </w:rPr>
     <w:tblPr>
@@ -6549,7 +6817,7 @@
       <w:spacing w:after="0" w:line="240" w:lineRule="auto"/>
     </w:pPr>
     <w:rPr>
-      <w:rFonts w:asciiTheme="majorHAnsi" w:eastAsiaTheme="majorEastAsia" w:hAnsiTheme="majorHAnsi" w:cstheme="majorBidi"/>
+      <w:rFonts w:asciiTheme="majorHAnsi" w:eastAsiaTheme="majorEastAsia" w:hAnsiTheme="majorHAnsi" w:cstheme="majorBidi" w:ascii="Arial" w:hAnsi="Arial"/>
       <w:color w:val="000000" w:themeColor="text1"/>
     </w:rPr>
     <w:tblPr>
@@ -6677,7 +6945,7 @@
       <w:spacing w:after="0" w:line="240" w:lineRule="auto"/>
     </w:pPr>
     <w:rPr>
-      <w:rFonts w:asciiTheme="majorHAnsi" w:eastAsiaTheme="majorEastAsia" w:hAnsiTheme="majorHAnsi" w:cstheme="majorBidi"/>
+      <w:rFonts w:asciiTheme="majorHAnsi" w:eastAsiaTheme="majorEastAsia" w:hAnsiTheme="majorHAnsi" w:cstheme="majorBidi" w:ascii="Arial" w:hAnsi="Arial"/>
       <w:color w:val="000000" w:themeColor="text1"/>
     </w:rPr>
     <w:tblPr>
@@ -6805,7 +7073,7 @@
       <w:spacing w:after="0" w:line="240" w:lineRule="auto"/>
     </w:pPr>
     <w:rPr>
-      <w:rFonts w:asciiTheme="majorHAnsi" w:eastAsiaTheme="majorEastAsia" w:hAnsiTheme="majorHAnsi" w:cstheme="majorBidi"/>
+      <w:rFonts w:asciiTheme="majorHAnsi" w:eastAsiaTheme="majorEastAsia" w:hAnsiTheme="majorHAnsi" w:cstheme="majorBidi" w:ascii="Arial" w:hAnsi="Arial"/>
       <w:color w:val="000000" w:themeColor="text1"/>
     </w:rPr>
     <w:tblPr>
@@ -6933,7 +7201,7 @@
       <w:spacing w:after="0" w:line="240" w:lineRule="auto"/>
     </w:pPr>
     <w:rPr>
-      <w:rFonts w:asciiTheme="majorHAnsi" w:eastAsiaTheme="majorEastAsia" w:hAnsiTheme="majorHAnsi" w:cstheme="majorBidi"/>
+      <w:rFonts w:asciiTheme="majorHAnsi" w:eastAsiaTheme="majorEastAsia" w:hAnsiTheme="majorHAnsi" w:cstheme="majorBidi" w:ascii="Arial" w:hAnsi="Arial"/>
       <w:color w:val="000000" w:themeColor="text1"/>
     </w:rPr>
     <w:tblPr>
@@ -7061,7 +7329,7 @@
       <w:spacing w:after="0" w:line="240" w:lineRule="auto"/>
     </w:pPr>
     <w:rPr>
-      <w:rFonts w:asciiTheme="majorHAnsi" w:eastAsiaTheme="majorEastAsia" w:hAnsiTheme="majorHAnsi" w:cstheme="majorBidi"/>
+      <w:rFonts w:asciiTheme="majorHAnsi" w:eastAsiaTheme="majorEastAsia" w:hAnsiTheme="majorHAnsi" w:cstheme="majorBidi" w:ascii="Arial" w:hAnsi="Arial"/>
       <w:color w:val="000000" w:themeColor="text1"/>
     </w:rPr>
     <w:tblPr>
@@ -7188,6 +7456,9 @@
     <w:pPr>
       <w:spacing w:after="0" w:line="240" w:lineRule="auto"/>
     </w:pPr>
+    <w:rPr>
+      <w:rFonts w:ascii="Arial" w:hAnsi="Arial"/>
+    </w:rPr>
     <w:tblPr>
       <w:tblStyleRowBandSize w:val="1"/>
       <w:tblStyleColBandSize w:val="1"/>
@@ -7261,6 +7532,9 @@
     <w:pPr>
       <w:spacing w:after="0" w:line="240" w:lineRule="auto"/>
     </w:pPr>
+    <w:rPr>
+      <w:rFonts w:ascii="Arial" w:hAnsi="Arial"/>
+    </w:rPr>
     <w:tblPr>
       <w:tblStyleRowBandSize w:val="1"/>
       <w:tblStyleColBandSize w:val="1"/>
@@ -7334,6 +7608,9 @@
     <w:pPr>
       <w:spacing w:after="0" w:line="240" w:lineRule="auto"/>
     </w:pPr>
+    <w:rPr>
+      <w:rFonts w:ascii="Arial" w:hAnsi="Arial"/>
+    </w:rPr>
     <w:tblPr>
       <w:tblStyleRowBandSize w:val="1"/>
       <w:tblStyleColBandSize w:val="1"/>
@@ -7407,6 +7684,9 @@
     <w:pPr>
       <w:spacing w:after="0" w:line="240" w:lineRule="auto"/>
     </w:pPr>
+    <w:rPr>
+      <w:rFonts w:ascii="Arial" w:hAnsi="Arial"/>
+    </w:rPr>
     <w:tblPr>
       <w:tblStyleRowBandSize w:val="1"/>
       <w:tblStyleColBandSize w:val="1"/>
@@ -7480,6 +7760,9 @@
     <w:pPr>
       <w:spacing w:after="0" w:line="240" w:lineRule="auto"/>
     </w:pPr>
+    <w:rPr>
+      <w:rFonts w:ascii="Arial" w:hAnsi="Arial"/>
+    </w:rPr>
     <w:tblPr>
       <w:tblStyleRowBandSize w:val="1"/>
       <w:tblStyleColBandSize w:val="1"/>
@@ -7553,6 +7836,9 @@
     <w:pPr>
       <w:spacing w:after="0" w:line="240" w:lineRule="auto"/>
     </w:pPr>
+    <w:rPr>
+      <w:rFonts w:ascii="Arial" w:hAnsi="Arial"/>
+    </w:rPr>
     <w:tblPr>
       <w:tblStyleRowBandSize w:val="1"/>
       <w:tblStyleColBandSize w:val="1"/>
@@ -7626,6 +7912,9 @@
     <w:pPr>
       <w:spacing w:after="0" w:line="240" w:lineRule="auto"/>
     </w:pPr>
+    <w:rPr>
+      <w:rFonts w:ascii="Arial" w:hAnsi="Arial"/>
+    </w:rPr>
     <w:tblPr>
       <w:tblStyleRowBandSize w:val="1"/>
       <w:tblStyleColBandSize w:val="1"/>
@@ -7700,7 +7989,7 @@
       <w:spacing w:after="0" w:line="240" w:lineRule="auto"/>
     </w:pPr>
     <w:rPr>
-      <w:rFonts w:asciiTheme="majorHAnsi" w:eastAsiaTheme="majorEastAsia" w:hAnsiTheme="majorHAnsi" w:cstheme="majorBidi"/>
+      <w:rFonts w:asciiTheme="majorHAnsi" w:eastAsiaTheme="majorEastAsia" w:hAnsiTheme="majorHAnsi" w:cstheme="majorBidi" w:ascii="Arial" w:hAnsi="Arial"/>
       <w:color w:val="000000" w:themeColor="text1"/>
     </w:rPr>
     <w:tblPr>
@@ -7825,7 +8114,7 @@
       <w:spacing w:after="0" w:line="240" w:lineRule="auto"/>
     </w:pPr>
     <w:rPr>
-      <w:rFonts w:asciiTheme="majorHAnsi" w:eastAsiaTheme="majorEastAsia" w:hAnsiTheme="majorHAnsi" w:cstheme="majorBidi"/>
+      <w:rFonts w:asciiTheme="majorHAnsi" w:eastAsiaTheme="majorEastAsia" w:hAnsiTheme="majorHAnsi" w:cstheme="majorBidi" w:ascii="Arial" w:hAnsi="Arial"/>
       <w:color w:val="000000" w:themeColor="text1"/>
     </w:rPr>
     <w:tblPr>
@@ -7950,7 +8239,7 @@
       <w:spacing w:after="0" w:line="240" w:lineRule="auto"/>
     </w:pPr>
     <w:rPr>
-      <w:rFonts w:asciiTheme="majorHAnsi" w:eastAsiaTheme="majorEastAsia" w:hAnsiTheme="majorHAnsi" w:cstheme="majorBidi"/>
+      <w:rFonts w:asciiTheme="majorHAnsi" w:eastAsiaTheme="majorEastAsia" w:hAnsiTheme="majorHAnsi" w:cstheme="majorBidi" w:ascii="Arial" w:hAnsi="Arial"/>
       <w:color w:val="000000" w:themeColor="text1"/>
     </w:rPr>
     <w:tblPr>
@@ -8075,7 +8364,7 @@
       <w:spacing w:after="0" w:line="240" w:lineRule="auto"/>
     </w:pPr>
     <w:rPr>
-      <w:rFonts w:asciiTheme="majorHAnsi" w:eastAsiaTheme="majorEastAsia" w:hAnsiTheme="majorHAnsi" w:cstheme="majorBidi"/>
+      <w:rFonts w:asciiTheme="majorHAnsi" w:eastAsiaTheme="majorEastAsia" w:hAnsiTheme="majorHAnsi" w:cstheme="majorBidi" w:ascii="Arial" w:hAnsi="Arial"/>
       <w:color w:val="000000" w:themeColor="text1"/>
     </w:rPr>
     <w:tblPr>
@@ -8200,7 +8489,7 @@
       <w:spacing w:after="0" w:line="240" w:lineRule="auto"/>
     </w:pPr>
     <w:rPr>
-      <w:rFonts w:asciiTheme="majorHAnsi" w:eastAsiaTheme="majorEastAsia" w:hAnsiTheme="majorHAnsi" w:cstheme="majorBidi"/>
+      <w:rFonts w:asciiTheme="majorHAnsi" w:eastAsiaTheme="majorEastAsia" w:hAnsiTheme="majorHAnsi" w:cstheme="majorBidi" w:ascii="Arial" w:hAnsi="Arial"/>
       <w:color w:val="000000" w:themeColor="text1"/>
     </w:rPr>
     <w:tblPr>
@@ -8325,7 +8614,7 @@
       <w:spacing w:after="0" w:line="240" w:lineRule="auto"/>
     </w:pPr>
     <w:rPr>
-      <w:rFonts w:asciiTheme="majorHAnsi" w:eastAsiaTheme="majorEastAsia" w:hAnsiTheme="majorHAnsi" w:cstheme="majorBidi"/>
+      <w:rFonts w:asciiTheme="majorHAnsi" w:eastAsiaTheme="majorEastAsia" w:hAnsiTheme="majorHAnsi" w:cstheme="majorBidi" w:ascii="Arial" w:hAnsi="Arial"/>
       <w:color w:val="000000" w:themeColor="text1"/>
     </w:rPr>
     <w:tblPr>
@@ -8450,7 +8739,7 @@
       <w:spacing w:after="0" w:line="240" w:lineRule="auto"/>
     </w:pPr>
     <w:rPr>
-      <w:rFonts w:asciiTheme="majorHAnsi" w:eastAsiaTheme="majorEastAsia" w:hAnsiTheme="majorHAnsi" w:cstheme="majorBidi"/>
+      <w:rFonts w:asciiTheme="majorHAnsi" w:eastAsiaTheme="majorEastAsia" w:hAnsiTheme="majorHAnsi" w:cstheme="majorBidi" w:ascii="Arial" w:hAnsi="Arial"/>
       <w:color w:val="000000" w:themeColor="text1"/>
     </w:rPr>
     <w:tblPr>
@@ -8574,6 +8863,9 @@
     <w:pPr>
       <w:spacing w:after="0" w:line="240" w:lineRule="auto"/>
     </w:pPr>
+    <w:rPr>
+      <w:rFonts w:ascii="Arial" w:hAnsi="Arial"/>
+    </w:rPr>
     <w:tblPr>
       <w:tblStyleRowBandSize w:val="1"/>
       <w:tblStyleColBandSize w:val="1"/>
@@ -8715,6 +9007,9 @@
     <w:pPr>
       <w:spacing w:after="0" w:line="240" w:lineRule="auto"/>
     </w:pPr>
+    <w:rPr>
+      <w:rFonts w:ascii="Arial" w:hAnsi="Arial"/>
+    </w:rPr>
     <w:tblPr>
       <w:tblStyleRowBandSize w:val="1"/>
       <w:tblStyleColBandSize w:val="1"/>
@@ -8856,6 +9151,9 @@
     <w:pPr>
       <w:spacing w:after="0" w:line="240" w:lineRule="auto"/>
     </w:pPr>
+    <w:rPr>
+      <w:rFonts w:ascii="Arial" w:hAnsi="Arial"/>
+    </w:rPr>
     <w:tblPr>
       <w:tblStyleRowBandSize w:val="1"/>
       <w:tblStyleColBandSize w:val="1"/>
@@ -8997,6 +9295,9 @@
     <w:pPr>
       <w:spacing w:after="0" w:line="240" w:lineRule="auto"/>
     </w:pPr>
+    <w:rPr>
+      <w:rFonts w:ascii="Arial" w:hAnsi="Arial"/>
+    </w:rPr>
     <w:tblPr>
       <w:tblStyleRowBandSize w:val="1"/>
       <w:tblStyleColBandSize w:val="1"/>
@@ -9138,6 +9439,9 @@
     <w:pPr>
       <w:spacing w:after="0" w:line="240" w:lineRule="auto"/>
     </w:pPr>
+    <w:rPr>
+      <w:rFonts w:ascii="Arial" w:hAnsi="Arial"/>
+    </w:rPr>
     <w:tblPr>
       <w:tblStyleRowBandSize w:val="1"/>
       <w:tblStyleColBandSize w:val="1"/>
@@ -9279,6 +9583,9 @@
     <w:pPr>
       <w:spacing w:after="0" w:line="240" w:lineRule="auto"/>
     </w:pPr>
+    <w:rPr>
+      <w:rFonts w:ascii="Arial" w:hAnsi="Arial"/>
+    </w:rPr>
     <w:tblPr>
       <w:tblStyleRowBandSize w:val="1"/>
       <w:tblStyleColBandSize w:val="1"/>
@@ -9420,6 +9727,9 @@
     <w:pPr>
       <w:spacing w:after="0" w:line="240" w:lineRule="auto"/>
     </w:pPr>
+    <w:rPr>
+      <w:rFonts w:ascii="Arial" w:hAnsi="Arial"/>
+    </w:rPr>
     <w:tblPr>
       <w:tblStyleRowBandSize w:val="1"/>
       <w:tblStyleColBandSize w:val="1"/>
@@ -9562,6 +9872,7 @@
       <w:spacing w:after="0" w:line="240" w:lineRule="auto"/>
     </w:pPr>
     <w:rPr>
+      <w:rFonts w:ascii="Arial" w:hAnsi="Arial"/>
       <w:color w:val="FFFFFF" w:themeColor="background1"/>
     </w:rPr>
     <w:tblPr>
@@ -9676,6 +9987,7 @@
       <w:spacing w:after="0" w:line="240" w:lineRule="auto"/>
     </w:pPr>
     <w:rPr>
+      <w:rFonts w:ascii="Arial" w:hAnsi="Arial"/>
       <w:color w:val="FFFFFF" w:themeColor="background1"/>
     </w:rPr>
     <w:tblPr>
@@ -9790,6 +10102,7 @@
       <w:spacing w:after="0" w:line="240" w:lineRule="auto"/>
     </w:pPr>
     <w:rPr>
+      <w:rFonts w:ascii="Arial" w:hAnsi="Arial"/>
       <w:color w:val="FFFFFF" w:themeColor="background1"/>
     </w:rPr>
     <w:tblPr>
@@ -9904,6 +10217,7 @@
       <w:spacing w:after="0" w:line="240" w:lineRule="auto"/>
     </w:pPr>
     <w:rPr>
+      <w:rFonts w:ascii="Arial" w:hAnsi="Arial"/>
       <w:color w:val="FFFFFF" w:themeColor="background1"/>
     </w:rPr>
     <w:tblPr>
@@ -10018,6 +10332,7 @@
       <w:spacing w:after="0" w:line="240" w:lineRule="auto"/>
     </w:pPr>
     <w:rPr>
+      <w:rFonts w:ascii="Arial" w:hAnsi="Arial"/>
       <w:color w:val="FFFFFF" w:themeColor="background1"/>
     </w:rPr>
     <w:tblPr>
@@ -10132,6 +10447,7 @@
       <w:spacing w:after="0" w:line="240" w:lineRule="auto"/>
     </w:pPr>
     <w:rPr>
+      <w:rFonts w:ascii="Arial" w:hAnsi="Arial"/>
       <w:color w:val="FFFFFF" w:themeColor="background1"/>
     </w:rPr>
     <w:tblPr>
@@ -10246,6 +10562,7 @@
       <w:spacing w:after="0" w:line="240" w:lineRule="auto"/>
     </w:pPr>
     <w:rPr>
+      <w:rFonts w:ascii="Arial" w:hAnsi="Arial"/>
       <w:color w:val="FFFFFF" w:themeColor="background1"/>
     </w:rPr>
     <w:tblPr>
@@ -10360,6 +10677,7 @@
       <w:spacing w:after="0" w:line="240" w:lineRule="auto"/>
     </w:pPr>
     <w:rPr>
+      <w:rFonts w:ascii="Arial" w:hAnsi="Arial"/>
       <w:color w:val="000000" w:themeColor="text1"/>
     </w:rPr>
     <w:tblPr>
@@ -10482,6 +10800,7 @@
       <w:spacing w:after="0" w:line="240" w:lineRule="auto"/>
     </w:pPr>
     <w:rPr>
+      <w:rFonts w:ascii="Arial" w:hAnsi="Arial"/>
       <w:color w:val="000000" w:themeColor="text1"/>
     </w:rPr>
     <w:tblPr>
@@ -10604,6 +10923,7 @@
       <w:spacing w:after="0" w:line="240" w:lineRule="auto"/>
     </w:pPr>
     <w:rPr>
+      <w:rFonts w:ascii="Arial" w:hAnsi="Arial"/>
       <w:color w:val="000000" w:themeColor="text1"/>
     </w:rPr>
     <w:tblPr>
@@ -10726,6 +11046,7 @@
       <w:spacing w:after="0" w:line="240" w:lineRule="auto"/>
     </w:pPr>
     <w:rPr>
+      <w:rFonts w:ascii="Arial" w:hAnsi="Arial"/>
       <w:color w:val="000000" w:themeColor="text1"/>
     </w:rPr>
     <w:tblPr>
@@ -10838,6 +11159,7 @@
       <w:spacing w:after="0" w:line="240" w:lineRule="auto"/>
     </w:pPr>
     <w:rPr>
+      <w:rFonts w:ascii="Arial" w:hAnsi="Arial"/>
       <w:color w:val="000000" w:themeColor="text1"/>
     </w:rPr>
     <w:tblPr>
@@ -10960,6 +11282,7 @@
       <w:spacing w:after="0" w:line="240" w:lineRule="auto"/>
     </w:pPr>
     <w:rPr>
+      <w:rFonts w:ascii="Arial" w:hAnsi="Arial"/>
       <w:color w:val="000000" w:themeColor="text1"/>
     </w:rPr>
     <w:tblPr>
@@ -11082,6 +11405,7 @@
       <w:spacing w:after="0" w:line="240" w:lineRule="auto"/>
     </w:pPr>
     <w:rPr>
+      <w:rFonts w:ascii="Arial" w:hAnsi="Arial"/>
       <w:color w:val="000000" w:themeColor="text1"/>
     </w:rPr>
     <w:tblPr>
@@ -11204,6 +11528,7 @@
       <w:spacing w:after="0" w:line="240" w:lineRule="auto"/>
     </w:pPr>
     <w:rPr>
+      <w:rFonts w:ascii="Arial" w:hAnsi="Arial"/>
       <w:color w:val="000000" w:themeColor="text1"/>
     </w:rPr>
     <w:tblPr>
@@ -11290,6 +11615,7 @@
       <w:spacing w:after="0" w:line="240" w:lineRule="auto"/>
     </w:pPr>
     <w:rPr>
+      <w:rFonts w:ascii="Arial" w:hAnsi="Arial"/>
       <w:color w:val="000000" w:themeColor="text1"/>
     </w:rPr>
     <w:tblPr>
@@ -11376,6 +11702,7 @@
       <w:spacing w:after="0" w:line="240" w:lineRule="auto"/>
     </w:pPr>
     <w:rPr>
+      <w:rFonts w:ascii="Arial" w:hAnsi="Arial"/>
       <w:color w:val="000000" w:themeColor="text1"/>
     </w:rPr>
     <w:tblPr>
@@ -11462,6 +11789,7 @@
       <w:spacing w:after="0" w:line="240" w:lineRule="auto"/>
     </w:pPr>
     <w:rPr>
+      <w:rFonts w:ascii="Arial" w:hAnsi="Arial"/>
       <w:color w:val="000000" w:themeColor="text1"/>
     </w:rPr>
     <w:tblPr>
@@ -11548,6 +11876,7 @@
       <w:spacing w:after="0" w:line="240" w:lineRule="auto"/>
     </w:pPr>
     <w:rPr>
+      <w:rFonts w:ascii="Arial" w:hAnsi="Arial"/>
       <w:color w:val="000000" w:themeColor="text1"/>
     </w:rPr>
     <w:tblPr>
@@ -11634,6 +11963,7 @@
       <w:spacing w:after="0" w:line="240" w:lineRule="auto"/>
     </w:pPr>
     <w:rPr>
+      <w:rFonts w:ascii="Arial" w:hAnsi="Arial"/>
       <w:color w:val="000000" w:themeColor="text1"/>
     </w:rPr>
     <w:tblPr>
@@ -11720,6 +12050,7 @@
       <w:spacing w:after="0" w:line="240" w:lineRule="auto"/>
     </w:pPr>
     <w:rPr>
+      <w:rFonts w:ascii="Arial" w:hAnsi="Arial"/>
       <w:color w:val="000000" w:themeColor="text1"/>
     </w:rPr>
     <w:tblPr>
@@ -11806,6 +12137,7 @@
       <w:spacing w:after="0" w:line="240" w:lineRule="auto"/>
     </w:pPr>
     <w:rPr>
+      <w:rFonts w:ascii="Arial" w:hAnsi="Arial"/>
       <w:color w:val="000000" w:themeColor="text1"/>
     </w:rPr>
     <w:tblPr>
@@ -11886,6 +12218,7 @@
       <w:spacing w:after="0" w:line="240" w:lineRule="auto"/>
     </w:pPr>
     <w:rPr>
+      <w:rFonts w:ascii="Arial" w:hAnsi="Arial"/>
       <w:color w:val="000000" w:themeColor="text1"/>
     </w:rPr>
     <w:tblPr>
@@ -11966,6 +12299,7 @@
       <w:spacing w:after="0" w:line="240" w:lineRule="auto"/>
     </w:pPr>
     <w:rPr>
+      <w:rFonts w:ascii="Arial" w:hAnsi="Arial"/>
       <w:color w:val="000000" w:themeColor="text1"/>
     </w:rPr>
     <w:tblPr>
@@ -12046,6 +12380,7 @@
       <w:spacing w:after="0" w:line="240" w:lineRule="auto"/>
     </w:pPr>
     <w:rPr>
+      <w:rFonts w:ascii="Arial" w:hAnsi="Arial"/>
       <w:color w:val="000000" w:themeColor="text1"/>
     </w:rPr>
     <w:tblPr>
@@ -12126,6 +12461,7 @@
       <w:spacing w:after="0" w:line="240" w:lineRule="auto"/>
     </w:pPr>
     <w:rPr>
+      <w:rFonts w:ascii="Arial" w:hAnsi="Arial"/>
       <w:color w:val="000000" w:themeColor="text1"/>
     </w:rPr>
     <w:tblPr>
@@ -12206,6 +12542,7 @@
       <w:spacing w:after="0" w:line="240" w:lineRule="auto"/>
     </w:pPr>
     <w:rPr>
+      <w:rFonts w:ascii="Arial" w:hAnsi="Arial"/>
       <w:color w:val="000000" w:themeColor="text1"/>
     </w:rPr>
     <w:tblPr>
@@ -12286,6 +12623,7 @@
       <w:spacing w:after="0" w:line="240" w:lineRule="auto"/>
     </w:pPr>
     <w:rPr>
+      <w:rFonts w:ascii="Arial" w:hAnsi="Arial"/>
       <w:color w:val="000000" w:themeColor="text1"/>
     </w:rPr>
     <w:tblPr>
